--- a/SKILL-1/2400030128_FSAD_SKILL01.docx
+++ b/SKILL-1/2400030128_FSAD_SKILL01.docx
@@ -362,7 +362,7 @@
           <w:noProof/>
         </w:rPr>
         <w:drawing>
-          <wp:inline distT="0" distB="0" distL="0" distR="0" wp14:anchorId="01AA7C88" wp14:editId="6C2074B5">
+          <wp:inline distT="0" distB="0" distL="0" distR="0" wp14:anchorId="01AA7C88" wp14:editId="687D1127">
             <wp:extent cx="6479098" cy="396240"/>
             <wp:effectExtent l="0" t="0" r="0" b="3810"/>
             <wp:docPr id="1671316621" name="Picture 5"/>
@@ -666,7 +666,7 @@
           <w:noProof/>
         </w:rPr>
         <w:drawing>
-          <wp:inline distT="0" distB="0" distL="0" distR="0" wp14:anchorId="7599096B" wp14:editId="7D777DC2">
+          <wp:inline distT="0" distB="0" distL="0" distR="0" wp14:anchorId="7599096B" wp14:editId="303B2812">
             <wp:extent cx="7054166" cy="426720"/>
             <wp:effectExtent l="0" t="0" r="0" b="0"/>
             <wp:docPr id="1060279625" name="Picture 9"/>
@@ -752,7 +752,7 @@
           <w:noProof/>
         </w:rPr>
         <w:drawing>
-          <wp:inline distT="0" distB="0" distL="0" distR="0" wp14:anchorId="05D7AF73" wp14:editId="089CABCD">
+          <wp:inline distT="0" distB="0" distL="0" distR="0" wp14:anchorId="05D7AF73" wp14:editId="3284EB14">
             <wp:extent cx="6598639" cy="792480"/>
             <wp:effectExtent l="0" t="0" r="0" b="7620"/>
             <wp:docPr id="1499656118" name="Picture 10"/>
@@ -924,7 +924,7 @@
           <w:noProof/>
         </w:rPr>
         <w:drawing>
-          <wp:inline distT="0" distB="0" distL="0" distR="0" wp14:anchorId="300DB67A" wp14:editId="7FEB800F">
+          <wp:inline distT="0" distB="0" distL="0" distR="0" wp14:anchorId="300DB67A" wp14:editId="7B09656C">
             <wp:extent cx="6550297" cy="883920"/>
             <wp:effectExtent l="0" t="0" r="3175" b="0"/>
             <wp:docPr id="245321004" name="Picture 12"/>
@@ -1654,7 +1654,7 @@
           <w:noProof/>
         </w:rPr>
         <w:drawing>
-          <wp:inline distT="0" distB="0" distL="0" distR="0" wp14:anchorId="30828DE4" wp14:editId="600D7918">
+          <wp:inline distT="0" distB="0" distL="0" distR="0" wp14:anchorId="30828DE4" wp14:editId="2C274EDE">
             <wp:extent cx="5731510" cy="340995"/>
             <wp:effectExtent l="0" t="0" r="2540" b="1905"/>
             <wp:docPr id="1919976839" name="Picture 18"/>
@@ -1737,7 +1737,7 @@
           <w:noProof/>
         </w:rPr>
         <w:drawing>
-          <wp:inline distT="0" distB="0" distL="0" distR="0" wp14:anchorId="2BDBEB64" wp14:editId="01A2DD39">
+          <wp:inline distT="0" distB="0" distL="0" distR="0" wp14:anchorId="2BDBEB64" wp14:editId="44026D48">
             <wp:extent cx="5731510" cy="219075"/>
             <wp:effectExtent l="0" t="0" r="2540" b="9525"/>
             <wp:docPr id="36187023" name="Picture 19"/>
@@ -1903,7 +1903,7 @@
           <w:noProof/>
         </w:rPr>
         <w:drawing>
-          <wp:inline distT="0" distB="0" distL="0" distR="0" wp14:anchorId="51E07462" wp14:editId="7977BD37">
+          <wp:inline distT="0" distB="0" distL="0" distR="0" wp14:anchorId="51E07462" wp14:editId="280E348A">
             <wp:extent cx="5731510" cy="154940"/>
             <wp:effectExtent l="0" t="0" r="2540" b="0"/>
             <wp:docPr id="448421702" name="Picture 21"/>
@@ -2036,7 +2036,7 @@
           <w:noProof/>
         </w:rPr>
         <w:drawing>
-          <wp:inline distT="0" distB="0" distL="0" distR="0" wp14:anchorId="7375AAD4" wp14:editId="21E8C26E">
+          <wp:inline distT="0" distB="0" distL="0" distR="0" wp14:anchorId="7375AAD4" wp14:editId="287EEB1B">
             <wp:extent cx="5731510" cy="340995"/>
             <wp:effectExtent l="0" t="0" r="2540" b="1905"/>
             <wp:docPr id="1819906266" name="Picture 18"/>
@@ -2202,7 +2202,7 @@
           <w:noProof/>
         </w:rPr>
         <w:drawing>
-          <wp:inline distT="0" distB="0" distL="0" distR="0" wp14:anchorId="70C6FB82" wp14:editId="323121C1">
+          <wp:inline distT="0" distB="0" distL="0" distR="0" wp14:anchorId="70C6FB82" wp14:editId="00787721">
             <wp:extent cx="5731510" cy="451485"/>
             <wp:effectExtent l="0" t="0" r="2540" b="5715"/>
             <wp:docPr id="2105199896" name="Picture 24"/>
@@ -2355,7 +2355,7 @@
           <w:noProof/>
         </w:rPr>
         <w:drawing>
-          <wp:inline distT="0" distB="0" distL="0" distR="0" wp14:anchorId="7164E55E" wp14:editId="0D2DD42B">
+          <wp:inline distT="0" distB="0" distL="0" distR="0" wp14:anchorId="7164E55E" wp14:editId="590DC62C">
             <wp:extent cx="5731510" cy="154940"/>
             <wp:effectExtent l="0" t="0" r="2540" b="0"/>
             <wp:docPr id="424680488" name="Picture 21"/>
@@ -2505,7 +2505,7 @@
           <w:noProof/>
         </w:rPr>
         <w:drawing>
-          <wp:inline distT="0" distB="0" distL="0" distR="0" wp14:anchorId="4DDDC9A1" wp14:editId="7D3FA1C4">
+          <wp:inline distT="0" distB="0" distL="0" distR="0" wp14:anchorId="4DDDC9A1" wp14:editId="196BD66D">
             <wp:extent cx="5731510" cy="650875"/>
             <wp:effectExtent l="0" t="0" r="2540" b="0"/>
             <wp:docPr id="981576977" name="Picture 25"/>
@@ -2688,840 +2688,32 @@
     </w:p>
     <w:p>
       <w:pPr>
-        <w:pStyle w:val="ListParagraph"/>
-        <w:ind w:left="1080"/>
-        <w:rPr>
-          <w:b/>
-          <w:bCs/>
-        </w:rPr>
-      </w:pPr>
-    </w:p>
-    <w:p>
-      <w:pPr>
-        <w:pStyle w:val="ListParagraph"/>
-        <w:ind w:left="1080"/>
-        <w:rPr>
-          <w:b/>
-          <w:bCs/>
-        </w:rPr>
-      </w:pPr>
-    </w:p>
-    <w:p>
-      <w:pPr>
-        <w:pStyle w:val="ListParagraph"/>
-        <w:ind w:left="1080"/>
-        <w:rPr>
-          <w:b/>
-          <w:bCs/>
-        </w:rPr>
-      </w:pPr>
-    </w:p>
-    <w:p>
-      <w:pPr>
-        <w:pStyle w:val="ListParagraph"/>
-        <w:ind w:left="1080"/>
-        <w:rPr>
-          <w:b/>
-          <w:bCs/>
-        </w:rPr>
-      </w:pPr>
-    </w:p>
-    <w:p>
-      <w:pPr>
-        <w:pStyle w:val="ListParagraph"/>
-        <w:ind w:left="1080"/>
-        <w:rPr>
-          <w:b/>
-          <w:bCs/>
-        </w:rPr>
-      </w:pPr>
-    </w:p>
-    <w:p>
-      <w:pPr>
-        <w:pStyle w:val="ListParagraph"/>
-        <w:ind w:left="1080"/>
-        <w:rPr>
-          <w:b/>
-          <w:bCs/>
-        </w:rPr>
-      </w:pPr>
-    </w:p>
-    <w:p>
-      <w:pPr>
-        <w:pStyle w:val="ListParagraph"/>
-        <w:ind w:left="1080"/>
-        <w:rPr>
-          <w:b/>
-          <w:bCs/>
-        </w:rPr>
-      </w:pPr>
-    </w:p>
-    <w:p>
-      <w:pPr>
-        <w:pStyle w:val="ListParagraph"/>
-        <w:ind w:left="1080"/>
-        <w:rPr>
-          <w:b/>
-          <w:bCs/>
-        </w:rPr>
-      </w:pPr>
-    </w:p>
-    <w:p>
-      <w:pPr>
-        <w:pStyle w:val="ListParagraph"/>
-        <w:ind w:left="1080"/>
-        <w:rPr>
-          <w:b/>
-          <w:bCs/>
-        </w:rPr>
-      </w:pPr>
-    </w:p>
-    <w:p>
-      <w:pPr>
-        <w:pStyle w:val="ListParagraph"/>
-        <w:ind w:left="1080"/>
-        <w:rPr>
-          <w:b/>
-          <w:bCs/>
-        </w:rPr>
-      </w:pPr>
-    </w:p>
-    <w:p>
-      <w:pPr>
-        <w:pStyle w:val="ListParagraph"/>
-        <w:ind w:left="1080"/>
-        <w:rPr>
-          <w:b/>
-          <w:bCs/>
-        </w:rPr>
-      </w:pPr>
-    </w:p>
-    <w:p>
-      <w:pPr>
-        <w:rPr>
-          <w:b/>
-          <w:bCs/>
-        </w:rPr>
-      </w:pPr>
-      <w:r>
-        <w:rPr>
-          <w:b/>
-          <w:bCs/>
-        </w:rPr>
-        <w:t>Viva Questions:</w:t>
-      </w:r>
-    </w:p>
-    <w:p>
-      <w:pPr>
-        <w:pStyle w:val="ListParagraph"/>
-        <w:numPr>
-          <w:ilvl w:val="0"/>
-          <w:numId w:val="9"/>
-        </w:numPr>
-        <w:rPr>
-          <w:b/>
-          <w:bCs/>
-        </w:rPr>
-      </w:pPr>
-      <w:r>
-        <w:rPr>
-          <w:b/>
-          <w:bCs/>
-        </w:rPr>
-        <w:t>Why is Git used in development?</w:t>
-      </w:r>
-    </w:p>
-    <w:p>
-      <w:pPr>
-        <w:pStyle w:val="ListParagraph"/>
-        <w:numPr>
-          <w:ilvl w:val="0"/>
-          <w:numId w:val="11"/>
-        </w:numPr>
-        <w:rPr>
-          <w:b/>
-          <w:bCs/>
-        </w:rPr>
-      </w:pPr>
-      <w:r>
-        <w:rPr>
-          <w:b/>
-          <w:bCs/>
-        </w:rPr>
-        <w:t>Git is a distributed version control system used to:</w:t>
-      </w:r>
-    </w:p>
-    <w:p>
-      <w:pPr>
-        <w:pStyle w:val="ListParagraph"/>
-        <w:numPr>
-          <w:ilvl w:val="0"/>
-          <w:numId w:val="13"/>
-        </w:numPr>
-        <w:rPr>
-          <w:b/>
-          <w:bCs/>
-        </w:rPr>
-      </w:pPr>
-      <w:r>
-        <w:rPr>
-          <w:b/>
-          <w:bCs/>
-        </w:rPr>
-        <w:t>Track changes in source code.</w:t>
-      </w:r>
-    </w:p>
-    <w:p>
-      <w:pPr>
-        <w:pStyle w:val="ListParagraph"/>
-        <w:numPr>
-          <w:ilvl w:val="0"/>
-          <w:numId w:val="13"/>
-        </w:numPr>
-        <w:rPr>
-          <w:b/>
-          <w:bCs/>
-        </w:rPr>
-      </w:pPr>
-      <w:r>
-        <w:rPr>
-          <w:b/>
-          <w:bCs/>
-        </w:rPr>
-        <w:t>Allow multiple developers to work on the same project simultaneously.</w:t>
-      </w:r>
-    </w:p>
-    <w:p>
-      <w:pPr>
-        <w:pStyle w:val="ListParagraph"/>
-        <w:numPr>
-          <w:ilvl w:val="0"/>
-          <w:numId w:val="13"/>
-        </w:numPr>
-        <w:rPr>
-          <w:b/>
-          <w:bCs/>
-        </w:rPr>
-      </w:pPr>
-      <w:r>
-        <w:rPr>
-          <w:b/>
-          <w:bCs/>
-        </w:rPr>
-        <w:t>Maintain version history (who changed what and when).</w:t>
-      </w:r>
-    </w:p>
-    <w:p>
-      <w:pPr>
-        <w:pStyle w:val="ListParagraph"/>
-        <w:numPr>
-          <w:ilvl w:val="0"/>
-          <w:numId w:val="13"/>
-        </w:numPr>
-        <w:rPr>
-          <w:b/>
-          <w:bCs/>
-        </w:rPr>
-      </w:pPr>
-      <w:r>
-        <w:rPr>
-          <w:b/>
-          <w:bCs/>
-        </w:rPr>
-        <w:t>Create and manage branches for features or bug fixes.</w:t>
-      </w:r>
-    </w:p>
-    <w:p>
-      <w:pPr>
-        <w:ind w:left="768"/>
-        <w:rPr>
-          <w:b/>
-          <w:bCs/>
-        </w:rPr>
-      </w:pPr>
-    </w:p>
-    <w:p>
-      <w:pPr>
-        <w:pStyle w:val="ListParagraph"/>
-        <w:numPr>
-          <w:ilvl w:val="0"/>
-          <w:numId w:val="9"/>
-        </w:numPr>
-        <w:rPr>
-          <w:b/>
-          <w:bCs/>
-        </w:rPr>
-      </w:pPr>
-      <w:r>
-        <w:rPr>
-          <w:b/>
-          <w:bCs/>
-        </w:rPr>
-        <w:t>What information is stored in Git configuration?</w:t>
-      </w:r>
-    </w:p>
-    <w:p>
-      <w:pPr>
-        <w:pStyle w:val="ListParagraph"/>
-        <w:numPr>
-          <w:ilvl w:val="0"/>
-          <w:numId w:val="15"/>
-        </w:numPr>
-        <w:rPr>
-          <w:b/>
-          <w:bCs/>
-        </w:rPr>
-      </w:pPr>
-      <w:r>
-        <w:rPr>
-          <w:b/>
-          <w:bCs/>
-        </w:rPr>
-        <w:t xml:space="preserve">Git configuration stores settings that control Git’s </w:t>
-      </w:r>
-      <w:proofErr w:type="spellStart"/>
-      <w:r>
-        <w:rPr>
-          <w:b/>
-          <w:bCs/>
-        </w:rPr>
-        <w:t>behavior</w:t>
-      </w:r>
-      <w:proofErr w:type="spellEnd"/>
-      <w:r>
-        <w:rPr>
-          <w:b/>
-          <w:bCs/>
-        </w:rPr>
-        <w:t>.</w:t>
-      </w:r>
-    </w:p>
-    <w:p>
-      <w:pPr>
-        <w:ind w:left="48"/>
-        <w:rPr>
-          <w:b/>
-          <w:bCs/>
-        </w:rPr>
-      </w:pPr>
-    </w:p>
-    <w:p>
-      <w:pPr>
-        <w:pStyle w:val="ListParagraph"/>
-        <w:numPr>
-          <w:ilvl w:val="0"/>
-          <w:numId w:val="9"/>
-        </w:numPr>
-        <w:rPr>
-          <w:b/>
-          <w:bCs/>
-        </w:rPr>
-      </w:pPr>
-      <w:r>
-        <w:rPr>
-          <w:b/>
-          <w:bCs/>
-        </w:rPr>
-        <w:t>What is Maven and why is it used?</w:t>
-      </w:r>
-    </w:p>
-    <w:p>
-      <w:pPr>
-        <w:pStyle w:val="ListParagraph"/>
-        <w:numPr>
-          <w:ilvl w:val="0"/>
-          <w:numId w:val="16"/>
-        </w:numPr>
-        <w:rPr>
-          <w:b/>
-          <w:bCs/>
-        </w:rPr>
-      </w:pPr>
-      <w:r>
-        <w:rPr>
-          <w:b/>
-          <w:bCs/>
-        </w:rPr>
-        <w:t>Apache Maven is a build automation and project management tool mainly used for Java projects.</w:t>
-      </w:r>
-    </w:p>
-    <w:p>
-      <w:pPr>
-        <w:pStyle w:val="ListParagraph"/>
-        <w:ind w:left="408"/>
-        <w:rPr>
-          <w:b/>
-          <w:bCs/>
-        </w:rPr>
-      </w:pPr>
-      <w:r>
-        <w:rPr>
-          <w:b/>
-          <w:bCs/>
-        </w:rPr>
-        <w:t>Uses:</w:t>
-      </w:r>
-    </w:p>
-    <w:p>
-      <w:pPr>
-        <w:pStyle w:val="ListParagraph"/>
-        <w:numPr>
-          <w:ilvl w:val="0"/>
-          <w:numId w:val="13"/>
-        </w:numPr>
-        <w:rPr>
-          <w:b/>
-          <w:bCs/>
-        </w:rPr>
-      </w:pPr>
-      <w:r>
-        <w:rPr>
-          <w:b/>
-          <w:bCs/>
-        </w:rPr>
-        <w:t>Manages project dependencies automatically.</w:t>
-      </w:r>
-    </w:p>
-    <w:p>
-      <w:pPr>
-        <w:pStyle w:val="ListParagraph"/>
-        <w:numPr>
-          <w:ilvl w:val="0"/>
-          <w:numId w:val="13"/>
-        </w:numPr>
-        <w:rPr>
-          <w:b/>
-          <w:bCs/>
-        </w:rPr>
-      </w:pPr>
-      <w:r>
-        <w:rPr>
-          <w:b/>
-          <w:bCs/>
-        </w:rPr>
-        <w:t>Standardizes project structure.</w:t>
-      </w:r>
-    </w:p>
-    <w:p>
-      <w:pPr>
-        <w:pStyle w:val="ListParagraph"/>
-        <w:numPr>
-          <w:ilvl w:val="0"/>
-          <w:numId w:val="13"/>
-        </w:numPr>
-        <w:rPr>
-          <w:b/>
-          <w:bCs/>
-        </w:rPr>
-      </w:pPr>
-      <w:r>
-        <w:rPr>
-          <w:b/>
-          <w:bCs/>
-        </w:rPr>
-        <w:t>Automates build process.</w:t>
-      </w:r>
-    </w:p>
-    <w:p>
-      <w:pPr>
-        <w:pStyle w:val="ListParagraph"/>
-        <w:ind w:left="408"/>
-        <w:rPr>
-          <w:b/>
-          <w:bCs/>
-        </w:rPr>
-      </w:pPr>
-    </w:p>
-    <w:p>
-      <w:pPr>
-        <w:pStyle w:val="ListParagraph"/>
-        <w:numPr>
-          <w:ilvl w:val="0"/>
-          <w:numId w:val="9"/>
-        </w:numPr>
-        <w:rPr>
-          <w:b/>
-          <w:bCs/>
-        </w:rPr>
-      </w:pPr>
-      <w:r>
-        <w:rPr>
-          <w:b/>
-          <w:bCs/>
-        </w:rPr>
-        <w:t>What is the role of the POM.xml file?</w:t>
-      </w:r>
-    </w:p>
-    <w:p>
-      <w:pPr>
-        <w:pStyle w:val="ListParagraph"/>
-        <w:numPr>
-          <w:ilvl w:val="0"/>
-          <w:numId w:val="18"/>
-        </w:numPr>
-        <w:rPr>
-          <w:b/>
-          <w:bCs/>
-        </w:rPr>
-      </w:pPr>
-      <w:r>
-        <w:rPr>
-          <w:b/>
-          <w:bCs/>
-        </w:rPr>
-        <w:t>POM Stands for Project Object Model</w:t>
-      </w:r>
-    </w:p>
-    <w:p>
-      <w:pPr>
-        <w:pStyle w:val="ListParagraph"/>
-        <w:ind w:left="408"/>
-        <w:rPr>
-          <w:b/>
-          <w:bCs/>
-        </w:rPr>
-      </w:pPr>
-      <w:r>
-        <w:rPr>
-          <w:b/>
-          <w:bCs/>
-        </w:rPr>
-        <w:t>It contains:</w:t>
-      </w:r>
-    </w:p>
-    <w:p>
-      <w:pPr>
-        <w:pStyle w:val="ListParagraph"/>
-        <w:numPr>
-          <w:ilvl w:val="0"/>
-          <w:numId w:val="19"/>
-        </w:numPr>
-        <w:rPr>
-          <w:b/>
-          <w:bCs/>
-        </w:rPr>
-      </w:pPr>
-      <w:r>
-        <w:rPr>
-          <w:b/>
-          <w:bCs/>
-        </w:rPr>
-        <w:t xml:space="preserve">Project metadata (name, version, </w:t>
-      </w:r>
-      <w:proofErr w:type="spellStart"/>
-      <w:r>
-        <w:rPr>
-          <w:b/>
-          <w:bCs/>
-        </w:rPr>
-        <w:t>groupId</w:t>
-      </w:r>
-      <w:proofErr w:type="spellEnd"/>
-      <w:r>
-        <w:rPr>
-          <w:b/>
-          <w:bCs/>
-        </w:rPr>
-        <w:t xml:space="preserve">, </w:t>
-      </w:r>
-      <w:proofErr w:type="spellStart"/>
-      <w:r>
-        <w:rPr>
-          <w:b/>
-          <w:bCs/>
-        </w:rPr>
-        <w:t>artifactId</w:t>
-      </w:r>
-      <w:proofErr w:type="spellEnd"/>
-      <w:r>
-        <w:rPr>
-          <w:b/>
-          <w:bCs/>
-        </w:rPr>
-        <w:t>)</w:t>
-      </w:r>
-    </w:p>
-    <w:p>
-      <w:pPr>
-        <w:pStyle w:val="ListParagraph"/>
-        <w:numPr>
-          <w:ilvl w:val="0"/>
-          <w:numId w:val="19"/>
-        </w:numPr>
-        <w:rPr>
-          <w:b/>
-          <w:bCs/>
-        </w:rPr>
-      </w:pPr>
-      <w:r>
-        <w:rPr>
-          <w:b/>
-          <w:bCs/>
-        </w:rPr>
-        <w:t>Dependencies (external libraries required)</w:t>
-      </w:r>
-    </w:p>
-    <w:p>
-      <w:pPr>
-        <w:pStyle w:val="ListParagraph"/>
-        <w:numPr>
-          <w:ilvl w:val="0"/>
-          <w:numId w:val="19"/>
-        </w:numPr>
-        <w:rPr>
-          <w:b/>
-          <w:bCs/>
-        </w:rPr>
-      </w:pPr>
-      <w:r>
-        <w:rPr>
-          <w:b/>
-          <w:bCs/>
-        </w:rPr>
-        <w:t>Build plugins</w:t>
-      </w:r>
-    </w:p>
-    <w:p>
-      <w:pPr>
-        <w:pStyle w:val="ListParagraph"/>
-        <w:numPr>
-          <w:ilvl w:val="0"/>
-          <w:numId w:val="19"/>
-        </w:numPr>
-        <w:rPr>
-          <w:b/>
-          <w:bCs/>
-        </w:rPr>
-      </w:pPr>
-      <w:r>
-        <w:rPr>
-          <w:b/>
-          <w:bCs/>
-        </w:rPr>
-        <w:t>Packaging type (jar, war, etc.)</w:t>
-      </w:r>
-    </w:p>
-    <w:p>
-      <w:pPr>
-        <w:pStyle w:val="ListParagraph"/>
-        <w:numPr>
-          <w:ilvl w:val="0"/>
-          <w:numId w:val="19"/>
-        </w:numPr>
-        <w:rPr>
-          <w:b/>
-          <w:bCs/>
-        </w:rPr>
-      </w:pPr>
-      <w:r>
-        <w:rPr>
-          <w:b/>
-          <w:bCs/>
-        </w:rPr>
-        <w:t>Build configurations</w:t>
-      </w:r>
-    </w:p>
-    <w:p>
-      <w:pPr>
-        <w:pStyle w:val="ListParagraph"/>
-        <w:ind w:left="408"/>
-        <w:rPr>
-          <w:b/>
-          <w:bCs/>
-        </w:rPr>
-      </w:pPr>
-    </w:p>
-    <w:p>
-      <w:pPr>
-        <w:pStyle w:val="ListParagraph"/>
-        <w:ind w:left="408"/>
-        <w:rPr>
-          <w:b/>
-          <w:bCs/>
-        </w:rPr>
-      </w:pPr>
-    </w:p>
-    <w:p>
-      <w:pPr>
-        <w:pStyle w:val="ListParagraph"/>
-        <w:ind w:left="408"/>
-        <w:rPr>
-          <w:b/>
-          <w:bCs/>
-        </w:rPr>
-      </w:pPr>
-    </w:p>
-    <w:p>
-      <w:pPr>
-        <w:pStyle w:val="ListParagraph"/>
-        <w:numPr>
-          <w:ilvl w:val="0"/>
-          <w:numId w:val="9"/>
-        </w:numPr>
-        <w:rPr>
-          <w:b/>
-          <w:bCs/>
-        </w:rPr>
-      </w:pPr>
-      <w:r>
-        <w:rPr>
-          <w:b/>
-          <w:bCs/>
-        </w:rPr>
-        <w:t>Explain Maven Build Life Cycle</w:t>
-      </w:r>
-    </w:p>
-    <w:p>
-      <w:pPr>
-        <w:pStyle w:val="ListParagraph"/>
-        <w:numPr>
-          <w:ilvl w:val="0"/>
-          <w:numId w:val="25"/>
-        </w:numPr>
-        <w:rPr>
-          <w:b/>
-          <w:bCs/>
-        </w:rPr>
-      </w:pPr>
-    </w:p>
-    <w:p>
-      <w:pPr>
-        <w:pStyle w:val="ListParagraph"/>
-        <w:numPr>
-          <w:ilvl w:val="0"/>
-          <w:numId w:val="24"/>
-        </w:numPr>
-        <w:rPr>
-          <w:b/>
-          <w:bCs/>
-        </w:rPr>
-      </w:pPr>
-      <w:r>
-        <w:rPr>
-          <w:b/>
-          <w:bCs/>
-        </w:rPr>
-        <w:t xml:space="preserve"> Validate</w:t>
-      </w:r>
-    </w:p>
-    <w:p>
-      <w:pPr>
-        <w:pStyle w:val="ListParagraph"/>
-        <w:numPr>
-          <w:ilvl w:val="0"/>
-          <w:numId w:val="24"/>
-        </w:numPr>
-        <w:rPr>
-          <w:b/>
-          <w:bCs/>
-        </w:rPr>
-      </w:pPr>
-      <w:r>
-        <w:rPr>
-          <w:b/>
-          <w:bCs/>
-        </w:rPr>
-        <w:t>Compile</w:t>
-      </w:r>
-    </w:p>
-    <w:p>
-      <w:pPr>
-        <w:pStyle w:val="ListParagraph"/>
-        <w:numPr>
-          <w:ilvl w:val="0"/>
-          <w:numId w:val="24"/>
-        </w:numPr>
-        <w:rPr>
-          <w:b/>
-          <w:bCs/>
-        </w:rPr>
-      </w:pPr>
-      <w:r>
-        <w:rPr>
-          <w:b/>
-          <w:bCs/>
-        </w:rPr>
-        <w:t>Test</w:t>
-      </w:r>
-    </w:p>
-    <w:p>
-      <w:pPr>
-        <w:pStyle w:val="ListParagraph"/>
-        <w:numPr>
-          <w:ilvl w:val="0"/>
-          <w:numId w:val="24"/>
-        </w:numPr>
-        <w:rPr>
-          <w:b/>
-          <w:bCs/>
-        </w:rPr>
-      </w:pPr>
-      <w:r>
-        <w:rPr>
-          <w:b/>
-          <w:bCs/>
-        </w:rPr>
-        <w:t>Package</w:t>
-      </w:r>
-    </w:p>
-    <w:p>
-      <w:pPr>
-        <w:pStyle w:val="ListParagraph"/>
-        <w:numPr>
-          <w:ilvl w:val="0"/>
-          <w:numId w:val="24"/>
-        </w:numPr>
-        <w:rPr>
-          <w:b/>
-          <w:bCs/>
-        </w:rPr>
-      </w:pPr>
-      <w:r>
-        <w:rPr>
-          <w:b/>
-          <w:bCs/>
-        </w:rPr>
-        <w:t>Verify</w:t>
-      </w:r>
-    </w:p>
-    <w:p>
-      <w:pPr>
-        <w:pStyle w:val="ListParagraph"/>
-        <w:numPr>
-          <w:ilvl w:val="0"/>
-          <w:numId w:val="24"/>
-        </w:numPr>
-        <w:rPr>
-          <w:b/>
-          <w:bCs/>
-        </w:rPr>
-      </w:pPr>
-      <w:r>
-        <w:rPr>
-          <w:b/>
-          <w:bCs/>
-        </w:rPr>
-        <w:t>Install</w:t>
-      </w:r>
-    </w:p>
-    <w:p>
-      <w:pPr>
-        <w:pStyle w:val="ListParagraph"/>
-        <w:numPr>
-          <w:ilvl w:val="0"/>
-          <w:numId w:val="24"/>
-        </w:numPr>
-        <w:rPr>
-          <w:b/>
-          <w:bCs/>
-        </w:rPr>
-      </w:pPr>
-      <w:r>
-        <w:rPr>
-          <w:b/>
-          <w:bCs/>
-        </w:rPr>
-        <w:t>Deploy</w:t>
+        <w:rPr>
+          <w:b/>
+          <w:bCs/>
+        </w:rPr>
+      </w:pPr>
+      <w:r>
+        <w:rPr>
+          <w:b/>
+          <w:bCs/>
+        </w:rPr>
+        <w:t>GITHUB LINK:</w:t>
+      </w:r>
+    </w:p>
+    <w:p>
+      <w:pPr>
+        <w:rPr>
+          <w:sz w:val="18"/>
+          <w:szCs w:val="18"/>
+        </w:rPr>
+      </w:pPr>
+      <w:r>
+        <w:rPr>
+          <w:sz w:val="18"/>
+          <w:szCs w:val="18"/>
+        </w:rPr>
+        <w:t>https://github.com/nagasubrahmanyammeka/SkillExperiments_2400030128_FSAD_Sec2/tree/main/SKILL-1</w:t>
       </w:r>
     </w:p>
     <w:sectPr>
@@ -3655,7 +2847,7 @@
           </v:handles>
           <o:lock v:ext="edit" text="t" shapetype="t"/>
         </v:shapetype>
-        <v:shape id="PowerPlusWaterMarkObject495762610" o:spid="_x0000_s1026" type="#_x0000_t136" style="position:absolute;margin-left:0;margin-top:0;width:489.45pt;height:146.8pt;rotation:315;z-index:-251655168;mso-position-horizontal:center;mso-position-horizontal-relative:margin;mso-position-vertical:center;mso-position-vertical-relative:margin" o:allowincell="f" fillcolor="#393939 [814]" stroked="f">
+        <v:shape id="PowerPlusWaterMarkObject534813438" o:spid="_x0000_s1026" type="#_x0000_t136" style="position:absolute;margin-left:0;margin-top:0;width:451.25pt;height:135.35pt;z-index:-251655168;mso-position-horizontal:center;mso-position-horizontal-relative:margin;mso-position-vertical:center;mso-position-vertical-relative:margin" o:allowincell="f" fillcolor="#393939 [814]" stroked="f">
           <v:fill opacity=".5"/>
           <v:textpath style="font-family:&quot;Calibri&quot;;font-size:1pt" string="2400030128"/>
           <w10:wrap anchorx="margin" anchory="margin"/>
@@ -3701,7 +2893,7 @@
           </v:handles>
           <o:lock v:ext="edit" text="t" shapetype="t"/>
         </v:shapetype>
-        <v:shape id="PowerPlusWaterMarkObject495762611" o:spid="_x0000_s1027" type="#_x0000_t136" style="position:absolute;margin-left:0;margin-top:0;width:489.45pt;height:146.8pt;rotation:315;z-index:-251653120;mso-position-horizontal:center;mso-position-horizontal-relative:margin;mso-position-vertical:center;mso-position-vertical-relative:margin" o:allowincell="f" fillcolor="#393939 [814]" stroked="f">
+        <v:shape id="PowerPlusWaterMarkObject534813439" o:spid="_x0000_s1027" type="#_x0000_t136" style="position:absolute;margin-left:0;margin-top:0;width:451.25pt;height:135.35pt;z-index:-251653120;mso-position-horizontal:center;mso-position-horizontal-relative:margin;mso-position-vertical:center;mso-position-vertical-relative:margin" o:allowincell="f" fillcolor="#393939 [814]" stroked="f">
           <v:fill opacity=".5"/>
           <v:textpath style="font-family:&quot;Calibri&quot;;font-size:1pt" string="2400030128"/>
           <w10:wrap anchorx="margin" anchory="margin"/>
@@ -3747,7 +2939,7 @@
           </v:handles>
           <o:lock v:ext="edit" text="t" shapetype="t"/>
         </v:shapetype>
-        <v:shape id="PowerPlusWaterMarkObject495762609" o:spid="_x0000_s1025" type="#_x0000_t136" style="position:absolute;margin-left:0;margin-top:0;width:489.45pt;height:146.8pt;rotation:315;z-index:-251657216;mso-position-horizontal:center;mso-position-horizontal-relative:margin;mso-position-vertical:center;mso-position-vertical-relative:margin" o:allowincell="f" fillcolor="#393939 [814]" stroked="f">
+        <v:shape id="PowerPlusWaterMarkObject534813437" o:spid="_x0000_s1025" type="#_x0000_t136" style="position:absolute;margin-left:0;margin-top:0;width:451.25pt;height:135.35pt;z-index:-251657216;mso-position-horizontal:center;mso-position-horizontal-relative:margin;mso-position-vertical:center;mso-position-vertical-relative:margin" o:allowincell="f" fillcolor="#393939 [814]" stroked="f">
           <v:fill opacity=".5"/>
           <v:textpath style="font-family:&quot;Calibri&quot;;font-size:1pt" string="2400030128"/>
           <w10:wrap anchorx="margin" anchory="margin"/>
@@ -6879,7 +6071,6 @@
   <w:style w:type="character" w:default="1" w:styleId="DefaultParagraphFont">
     <w:name w:val="Default Paragraph Font"/>
     <w:uiPriority w:val="1"/>
-    <w:semiHidden/>
     <w:unhideWhenUsed/>
   </w:style>
   <w:style w:type="table" w:default="1" w:styleId="TableNormal">
@@ -7237,6 +6428,29 @@
     <w:uiPriority w:val="99"/>
     <w:rsid w:val="00C72989"/>
   </w:style>
+  <w:style w:type="character" w:styleId="Hyperlink">
+    <w:name w:val="Hyperlink"/>
+    <w:basedOn w:val="DefaultParagraphFont"/>
+    <w:uiPriority w:val="99"/>
+    <w:unhideWhenUsed/>
+    <w:rsid w:val="00A43D60"/>
+    <w:rPr>
+      <w:color w:val="467886" w:themeColor="hyperlink"/>
+      <w:u w:val="single"/>
+    </w:rPr>
+  </w:style>
+  <w:style w:type="character" w:styleId="UnresolvedMention">
+    <w:name w:val="Unresolved Mention"/>
+    <w:basedOn w:val="DefaultParagraphFont"/>
+    <w:uiPriority w:val="99"/>
+    <w:semiHidden/>
+    <w:unhideWhenUsed/>
+    <w:rsid w:val="00A43D60"/>
+    <w:rPr>
+      <w:color w:val="605E5C"/>
+      <w:shd w:val="clear" w:color="auto" w:fill="E1DFDD"/>
+    </w:rPr>
+  </w:style>
 </w:styles>
 </file>
 
